--- a/Наладчик контрольно-измерительных приборов и автоматики/повышение квалификации 14919 Наладчик контрольно-измерительных приборов и автоматики/Лекции ОП.03. Электроматериаловедение.docx
+++ b/Наладчик контрольно-измерительных приборов и автоматики/повышение квалификации 14919 Наладчик контрольно-измерительных приборов и автоматики/Лекции ОП.03. Электроматериаловедение.docx
@@ -252,6 +252,795 @@
           <w:sz w:val="28"/>
         </w:rPr>
         <w:t>Наладчик КИПиА должен учитывать свойства магнитных материалов при наладке измерительных трансформаторов, настройке магнитных усилителей и проверке электроизмерительных приборов. Остаточная намагниченность магнитопровода трансформатора тока может исказить результаты поверки, поэтому перед поверкой необходимо провести размагничивание.</w:t>
+      </w:r>
+    </w:p>
+    <w:p/>
+    <w:tbl>
+      <w:tblPr>
+        <w:tblStyle w:val="TableGrid"/>
+        <w:tblW w:type="auto" w:w="0"/>
+        <w:jc w:val="center"/>
+        <w:tblLook w:firstColumn="1" w:firstRow="1" w:lastColumn="0" w:lastRow="0" w:noHBand="0" w:noVBand="1" w:val="04A0"/>
+      </w:tblPr>
+      <w:tblGrid>
+        <w:gridCol w:w="2339"/>
+        <w:gridCol w:w="2339"/>
+        <w:gridCol w:w="2339"/>
+        <w:gridCol w:w="2339"/>
+      </w:tblGrid>
+      <w:tr>
+        <w:tc>
+          <w:tcPr>
+            <w:tcW w:type="dxa" w:w="2339"/>
+          </w:tcPr>
+          <w:p>
+            <w:pPr>
+              <w:jc w:val="center"/>
+            </w:pPr>
+            <w:r>
+              <w:rPr>
+                <w:b/>
+                <w:sz w:val="18"/>
+              </w:rPr>
+              <w:t>Материал</w:t>
+            </w:r>
+          </w:p>
+        </w:tc>
+        <w:tc>
+          <w:tcPr>
+            <w:tcW w:type="dxa" w:w="2339"/>
+          </w:tcPr>
+          <w:p>
+            <w:pPr>
+              <w:jc w:val="center"/>
+            </w:pPr>
+            <w:r>
+              <w:rPr>
+                <w:b/>
+                <w:sz w:val="18"/>
+              </w:rPr>
+              <w:t>Диэлектрическая проницаемость</w:t>
+            </w:r>
+          </w:p>
+        </w:tc>
+        <w:tc>
+          <w:tcPr>
+            <w:tcW w:type="dxa" w:w="2339"/>
+          </w:tcPr>
+          <w:p>
+            <w:pPr>
+              <w:jc w:val="center"/>
+            </w:pPr>
+            <w:r>
+              <w:rPr>
+                <w:b/>
+                <w:sz w:val="18"/>
+              </w:rPr>
+              <w:t>Пробивная напряженность (кВ/мм)</w:t>
+            </w:r>
+          </w:p>
+        </w:tc>
+        <w:tc>
+          <w:tcPr>
+            <w:tcW w:type="dxa" w:w="2339"/>
+          </w:tcPr>
+          <w:p>
+            <w:pPr>
+              <w:jc w:val="center"/>
+            </w:pPr>
+            <w:r>
+              <w:rPr>
+                <w:b/>
+                <w:sz w:val="18"/>
+              </w:rPr>
+              <w:t>Максимальная t° (°C)</w:t>
+            </w:r>
+          </w:p>
+        </w:tc>
+      </w:tr>
+      <w:tr>
+        <w:tc>
+          <w:tcPr>
+            <w:tcW w:type="dxa" w:w="2339"/>
+          </w:tcPr>
+          <w:p>
+            <w:r>
+              <w:rPr>
+                <w:sz w:val="18"/>
+              </w:rPr>
+              <w:t>Полиэтилен</w:t>
+            </w:r>
+          </w:p>
+        </w:tc>
+        <w:tc>
+          <w:tcPr>
+            <w:tcW w:type="dxa" w:w="2339"/>
+          </w:tcPr>
+          <w:p>
+            <w:r>
+              <w:rPr>
+                <w:sz w:val="18"/>
+              </w:rPr>
+              <w:t>2,2—2,3</w:t>
+            </w:r>
+          </w:p>
+        </w:tc>
+        <w:tc>
+          <w:tcPr>
+            <w:tcW w:type="dxa" w:w="2339"/>
+          </w:tcPr>
+          <w:p>
+            <w:r>
+              <w:rPr>
+                <w:sz w:val="18"/>
+              </w:rPr>
+              <w:t>40—50</w:t>
+            </w:r>
+          </w:p>
+        </w:tc>
+        <w:tc>
+          <w:tcPr>
+            <w:tcW w:type="dxa" w:w="2339"/>
+          </w:tcPr>
+          <w:p>
+            <w:r>
+              <w:rPr>
+                <w:sz w:val="18"/>
+              </w:rPr>
+              <w:t>80</w:t>
+            </w:r>
+          </w:p>
+        </w:tc>
+      </w:tr>
+      <w:tr>
+        <w:tc>
+          <w:tcPr>
+            <w:tcW w:type="dxa" w:w="2339"/>
+          </w:tcPr>
+          <w:p>
+            <w:r>
+              <w:rPr>
+                <w:sz w:val="18"/>
+              </w:rPr>
+              <w:t>Поливинилхлорид (ПВХ)</w:t>
+            </w:r>
+          </w:p>
+        </w:tc>
+        <w:tc>
+          <w:tcPr>
+            <w:tcW w:type="dxa" w:w="2339"/>
+          </w:tcPr>
+          <w:p>
+            <w:r>
+              <w:rPr>
+                <w:sz w:val="18"/>
+              </w:rPr>
+              <w:t>3,0—5,0</w:t>
+            </w:r>
+          </w:p>
+        </w:tc>
+        <w:tc>
+          <w:tcPr>
+            <w:tcW w:type="dxa" w:w="2339"/>
+          </w:tcPr>
+          <w:p>
+            <w:r>
+              <w:rPr>
+                <w:sz w:val="18"/>
+              </w:rPr>
+              <w:t>25—35</w:t>
+            </w:r>
+          </w:p>
+        </w:tc>
+        <w:tc>
+          <w:tcPr>
+            <w:tcW w:type="dxa" w:w="2339"/>
+          </w:tcPr>
+          <w:p>
+            <w:r>
+              <w:rPr>
+                <w:sz w:val="18"/>
+              </w:rPr>
+              <w:t>70</w:t>
+            </w:r>
+          </w:p>
+        </w:tc>
+      </w:tr>
+      <w:tr>
+        <w:tc>
+          <w:tcPr>
+            <w:tcW w:type="dxa" w:w="2339"/>
+          </w:tcPr>
+          <w:p>
+            <w:r>
+              <w:rPr>
+                <w:sz w:val="18"/>
+              </w:rPr>
+              <w:t>Фторопласт-4</w:t>
+            </w:r>
+          </w:p>
+        </w:tc>
+        <w:tc>
+          <w:tcPr>
+            <w:tcW w:type="dxa" w:w="2339"/>
+          </w:tcPr>
+          <w:p>
+            <w:r>
+              <w:rPr>
+                <w:sz w:val="18"/>
+              </w:rPr>
+              <w:t>1,9—2,2</w:t>
+            </w:r>
+          </w:p>
+        </w:tc>
+        <w:tc>
+          <w:tcPr>
+            <w:tcW w:type="dxa" w:w="2339"/>
+          </w:tcPr>
+          <w:p>
+            <w:r>
+              <w:rPr>
+                <w:sz w:val="18"/>
+              </w:rPr>
+              <w:t>50—60</w:t>
+            </w:r>
+          </w:p>
+        </w:tc>
+        <w:tc>
+          <w:tcPr>
+            <w:tcW w:type="dxa" w:w="2339"/>
+          </w:tcPr>
+          <w:p>
+            <w:r>
+              <w:rPr>
+                <w:sz w:val="18"/>
+              </w:rPr>
+              <w:t>250</w:t>
+            </w:r>
+          </w:p>
+        </w:tc>
+      </w:tr>
+      <w:tr>
+        <w:tc>
+          <w:tcPr>
+            <w:tcW w:type="dxa" w:w="2339"/>
+          </w:tcPr>
+          <w:p>
+            <w:r>
+              <w:rPr>
+                <w:sz w:val="18"/>
+              </w:rPr>
+              <w:t>Стеклотекстолит</w:t>
+            </w:r>
+          </w:p>
+        </w:tc>
+        <w:tc>
+          <w:tcPr>
+            <w:tcW w:type="dxa" w:w="2339"/>
+          </w:tcPr>
+          <w:p>
+            <w:r>
+              <w:rPr>
+                <w:sz w:val="18"/>
+              </w:rPr>
+              <w:t>5,0—6,0</w:t>
+            </w:r>
+          </w:p>
+        </w:tc>
+        <w:tc>
+          <w:tcPr>
+            <w:tcW w:type="dxa" w:w="2339"/>
+          </w:tcPr>
+          <w:p>
+            <w:r>
+              <w:rPr>
+                <w:sz w:val="18"/>
+              </w:rPr>
+              <w:t>15—25</w:t>
+            </w:r>
+          </w:p>
+        </w:tc>
+        <w:tc>
+          <w:tcPr>
+            <w:tcW w:type="dxa" w:w="2339"/>
+          </w:tcPr>
+          <w:p>
+            <w:r>
+              <w:rPr>
+                <w:sz w:val="18"/>
+              </w:rPr>
+              <w:t>155</w:t>
+            </w:r>
+          </w:p>
+        </w:tc>
+      </w:tr>
+      <w:tr>
+        <w:tc>
+          <w:tcPr>
+            <w:tcW w:type="dxa" w:w="2339"/>
+          </w:tcPr>
+          <w:p>
+            <w:r>
+              <w:rPr>
+                <w:sz w:val="18"/>
+              </w:rPr>
+              <w:t>Керамика (электрофарфор)</w:t>
+            </w:r>
+          </w:p>
+        </w:tc>
+        <w:tc>
+          <w:tcPr>
+            <w:tcW w:type="dxa" w:w="2339"/>
+          </w:tcPr>
+          <w:p>
+            <w:r>
+              <w:rPr>
+                <w:sz w:val="18"/>
+              </w:rPr>
+              <w:t>5,5—6,5</w:t>
+            </w:r>
+          </w:p>
+        </w:tc>
+        <w:tc>
+          <w:tcPr>
+            <w:tcW w:type="dxa" w:w="2339"/>
+          </w:tcPr>
+          <w:p>
+            <w:r>
+              <w:rPr>
+                <w:sz w:val="18"/>
+              </w:rPr>
+              <w:t>20—30</w:t>
+            </w:r>
+          </w:p>
+        </w:tc>
+        <w:tc>
+          <w:tcPr>
+            <w:tcW w:type="dxa" w:w="2339"/>
+          </w:tcPr>
+          <w:p>
+            <w:r>
+              <w:rPr>
+                <w:sz w:val="18"/>
+              </w:rPr>
+              <w:t>1000</w:t>
+            </w:r>
+          </w:p>
+        </w:tc>
+      </w:tr>
+    </w:tbl>
+    <w:p>
+      <w:pPr>
+        <w:jc w:val="center"/>
+      </w:pPr>
+      <w:r>
+        <w:rPr>
+          <w:b/>
+          <w:i w:val="0"/>
+          <w:sz w:val="20"/>
+        </w:rPr>
+        <w:t>Таблица 2. Электроизоляционные материалы для КИПиА</w:t>
+      </w:r>
+    </w:p>
+    <w:p/>
+    <w:tbl>
+      <w:tblPr>
+        <w:tblStyle w:val="TableGrid"/>
+        <w:tblW w:type="auto" w:w="0"/>
+        <w:jc w:val="center"/>
+        <w:tblLook w:firstColumn="1" w:firstRow="1" w:lastColumn="0" w:lastRow="0" w:noHBand="0" w:noVBand="1" w:val="04A0"/>
+      </w:tblPr>
+      <w:tblGrid>
+        <w:gridCol w:w="2339"/>
+        <w:gridCol w:w="2339"/>
+        <w:gridCol w:w="2339"/>
+        <w:gridCol w:w="2339"/>
+      </w:tblGrid>
+      <w:tr>
+        <w:tc>
+          <w:tcPr>
+            <w:tcW w:type="dxa" w:w="2339"/>
+          </w:tcPr>
+          <w:p>
+            <w:pPr>
+              <w:jc w:val="center"/>
+            </w:pPr>
+            <w:r>
+              <w:rPr>
+                <w:b/>
+                <w:sz w:val="18"/>
+              </w:rPr>
+              <w:t>Материал</w:t>
+            </w:r>
+          </w:p>
+        </w:tc>
+        <w:tc>
+          <w:tcPr>
+            <w:tcW w:type="dxa" w:w="2339"/>
+          </w:tcPr>
+          <w:p>
+            <w:pPr>
+              <w:jc w:val="center"/>
+            </w:pPr>
+            <w:r>
+              <w:rPr>
+                <w:b/>
+                <w:sz w:val="18"/>
+              </w:rPr>
+              <w:t>Удельное сопротивление (Ом·м)</w:t>
+            </w:r>
+          </w:p>
+        </w:tc>
+        <w:tc>
+          <w:tcPr>
+            <w:tcW w:type="dxa" w:w="2339"/>
+          </w:tcPr>
+          <w:p>
+            <w:pPr>
+              <w:jc w:val="center"/>
+            </w:pPr>
+            <w:r>
+              <w:rPr>
+                <w:b/>
+                <w:sz w:val="18"/>
+              </w:rPr>
+              <w:t>ТКР (1/°C)</w:t>
+            </w:r>
+          </w:p>
+        </w:tc>
+        <w:tc>
+          <w:tcPr>
+            <w:tcW w:type="dxa" w:w="2339"/>
+          </w:tcPr>
+          <w:p>
+            <w:pPr>
+              <w:jc w:val="center"/>
+            </w:pPr>
+            <w:r>
+              <w:rPr>
+                <w:b/>
+                <w:sz w:val="18"/>
+              </w:rPr>
+              <w:t>Применение в КИПиА</w:t>
+            </w:r>
+          </w:p>
+        </w:tc>
+      </w:tr>
+      <w:tr>
+        <w:tc>
+          <w:tcPr>
+            <w:tcW w:type="dxa" w:w="2339"/>
+          </w:tcPr>
+          <w:p>
+            <w:r>
+              <w:rPr>
+                <w:sz w:val="18"/>
+              </w:rPr>
+              <w:t>Медь</w:t>
+            </w:r>
+          </w:p>
+        </w:tc>
+        <w:tc>
+          <w:tcPr>
+            <w:tcW w:type="dxa" w:w="2339"/>
+          </w:tcPr>
+          <w:p>
+            <w:r>
+              <w:rPr>
+                <w:sz w:val="18"/>
+              </w:rPr>
+              <w:t>1,7×10⁻⁸</w:t>
+            </w:r>
+          </w:p>
+        </w:tc>
+        <w:tc>
+          <w:tcPr>
+            <w:tcW w:type="dxa" w:w="2339"/>
+          </w:tcPr>
+          <w:p>
+            <w:r>
+              <w:rPr>
+                <w:sz w:val="18"/>
+              </w:rPr>
+              <w:t>0,0043</w:t>
+            </w:r>
+          </w:p>
+        </w:tc>
+        <w:tc>
+          <w:tcPr>
+            <w:tcW w:type="dxa" w:w="2339"/>
+          </w:tcPr>
+          <w:p>
+            <w:r>
+              <w:rPr>
+                <w:sz w:val="18"/>
+              </w:rPr>
+              <w:t>Токопроводящие жилы, обмотки</w:t>
+            </w:r>
+          </w:p>
+        </w:tc>
+      </w:tr>
+      <w:tr>
+        <w:tc>
+          <w:tcPr>
+            <w:tcW w:type="dxa" w:w="2339"/>
+          </w:tcPr>
+          <w:p>
+            <w:r>
+              <w:rPr>
+                <w:sz w:val="18"/>
+              </w:rPr>
+              <w:t>Алюминий</w:t>
+            </w:r>
+          </w:p>
+        </w:tc>
+        <w:tc>
+          <w:tcPr>
+            <w:tcW w:type="dxa" w:w="2339"/>
+          </w:tcPr>
+          <w:p>
+            <w:r>
+              <w:rPr>
+                <w:sz w:val="18"/>
+              </w:rPr>
+              <w:t>2,8×10⁻⁸</w:t>
+            </w:r>
+          </w:p>
+        </w:tc>
+        <w:tc>
+          <w:tcPr>
+            <w:tcW w:type="dxa" w:w="2339"/>
+          </w:tcPr>
+          <w:p>
+            <w:r>
+              <w:rPr>
+                <w:sz w:val="18"/>
+              </w:rPr>
+              <w:t>0,0042</w:t>
+            </w:r>
+          </w:p>
+        </w:tc>
+        <w:tc>
+          <w:tcPr>
+            <w:tcW w:type="dxa" w:w="2339"/>
+          </w:tcPr>
+          <w:p>
+            <w:r>
+              <w:rPr>
+                <w:sz w:val="18"/>
+              </w:rPr>
+              <w:t>Силовые кабели, шины</w:t>
+            </w:r>
+          </w:p>
+        </w:tc>
+      </w:tr>
+      <w:tr>
+        <w:tc>
+          <w:tcPr>
+            <w:tcW w:type="dxa" w:w="2339"/>
+          </w:tcPr>
+          <w:p>
+            <w:r>
+              <w:rPr>
+                <w:sz w:val="18"/>
+              </w:rPr>
+              <w:t>Константан</w:t>
+            </w:r>
+          </w:p>
+        </w:tc>
+        <w:tc>
+          <w:tcPr>
+            <w:tcW w:type="dxa" w:w="2339"/>
+          </w:tcPr>
+          <w:p>
+            <w:r>
+              <w:rPr>
+                <w:sz w:val="18"/>
+              </w:rPr>
+              <w:t>5,0×10⁻⁷</w:t>
+            </w:r>
+          </w:p>
+        </w:tc>
+        <w:tc>
+          <w:tcPr>
+            <w:tcW w:type="dxa" w:w="2339"/>
+          </w:tcPr>
+          <w:p>
+            <w:r>
+              <w:rPr>
+                <w:sz w:val="18"/>
+              </w:rPr>
+              <w:t>0,000005</w:t>
+            </w:r>
+          </w:p>
+        </w:tc>
+        <w:tc>
+          <w:tcPr>
+            <w:tcW w:type="dxa" w:w="2339"/>
+          </w:tcPr>
+          <w:p>
+            <w:r>
+              <w:rPr>
+                <w:sz w:val="18"/>
+              </w:rPr>
+              <w:t>Нагревательные элементы, шунты</w:t>
+            </w:r>
+          </w:p>
+        </w:tc>
+      </w:tr>
+      <w:tr>
+        <w:tc>
+          <w:tcPr>
+            <w:tcW w:type="dxa" w:w="2339"/>
+          </w:tcPr>
+          <w:p>
+            <w:r>
+              <w:rPr>
+                <w:sz w:val="18"/>
+              </w:rPr>
+              <w:t>Манганин</w:t>
+            </w:r>
+          </w:p>
+        </w:tc>
+        <w:tc>
+          <w:tcPr>
+            <w:tcW w:type="dxa" w:w="2339"/>
+          </w:tcPr>
+          <w:p>
+            <w:r>
+              <w:rPr>
+                <w:sz w:val="18"/>
+              </w:rPr>
+              <w:t>4,3×10⁻⁷</w:t>
+            </w:r>
+          </w:p>
+        </w:tc>
+        <w:tc>
+          <w:tcPr>
+            <w:tcW w:type="dxa" w:w="2339"/>
+          </w:tcPr>
+          <w:p>
+            <w:r>
+              <w:rPr>
+                <w:sz w:val="18"/>
+              </w:rPr>
+              <w:t>0,000003</w:t>
+            </w:r>
+          </w:p>
+        </w:tc>
+        <w:tc>
+          <w:tcPr>
+            <w:tcW w:type="dxa" w:w="2339"/>
+          </w:tcPr>
+          <w:p>
+            <w:r>
+              <w:rPr>
+                <w:sz w:val="18"/>
+              </w:rPr>
+              <w:t>Образцовые резисторы, шунты</w:t>
+            </w:r>
+          </w:p>
+        </w:tc>
+      </w:tr>
+      <w:tr>
+        <w:tc>
+          <w:tcPr>
+            <w:tcW w:type="dxa" w:w="2339"/>
+          </w:tcPr>
+          <w:p>
+            <w:r>
+              <w:rPr>
+                <w:sz w:val="18"/>
+              </w:rPr>
+              <w:t>Нихром</w:t>
+            </w:r>
+          </w:p>
+        </w:tc>
+        <w:tc>
+          <w:tcPr>
+            <w:tcW w:type="dxa" w:w="2339"/>
+          </w:tcPr>
+          <w:p>
+            <w:r>
+              <w:rPr>
+                <w:sz w:val="18"/>
+              </w:rPr>
+              <w:t>1,1×10⁻⁶</w:t>
+            </w:r>
+          </w:p>
+        </w:tc>
+        <w:tc>
+          <w:tcPr>
+            <w:tcW w:type="dxa" w:w="2339"/>
+          </w:tcPr>
+          <w:p>
+            <w:r>
+              <w:rPr>
+                <w:sz w:val="18"/>
+              </w:rPr>
+              <w:t>0,00017</w:t>
+            </w:r>
+          </w:p>
+        </w:tc>
+        <w:tc>
+          <w:tcPr>
+            <w:tcW w:type="dxa" w:w="2339"/>
+          </w:tcPr>
+          <w:p>
+            <w:r>
+              <w:rPr>
+                <w:sz w:val="18"/>
+              </w:rPr>
+              <w:t>Нагреватели, реостаты</w:t>
+            </w:r>
+          </w:p>
+        </w:tc>
+      </w:tr>
+    </w:tbl>
+    <w:p>
+      <w:pPr>
+        <w:jc w:val="center"/>
+      </w:pPr>
+      <w:r>
+        <w:rPr>
+          <w:b/>
+          <w:i w:val="0"/>
+          <w:sz w:val="20"/>
+        </w:rPr>
+        <w:t>Таблица 1. Классификация проводниковых материалов</w:t>
+      </w:r>
+    </w:p>
+    <w:p/>
+    <w:p>
+      <w:pPr>
+        <w:jc w:val="center"/>
+      </w:pPr>
+      <w:r>
+        <w:drawing>
+          <wp:inline xmlns:a="http://schemas.openxmlformats.org/drawingml/2006/main" xmlns:pic="http://schemas.openxmlformats.org/drawingml/2006/picture">
+            <wp:extent cx="4572000" cy="2712987"/>
+            <wp:docPr id="1" name="Picture 1"/>
+            <wp:cNvGraphicFramePr>
+              <a:graphicFrameLocks noChangeAspect="1"/>
+            </wp:cNvGraphicFramePr>
+            <a:graphic>
+              <a:graphicData uri="http://schemas.openxmlformats.org/drawingml/2006/picture">
+                <pic:pic>
+                  <pic:nvPicPr>
+                    <pic:cNvPr id="0" name="kpk_op03.png"/>
+                    <pic:cNvPicPr/>
+                  </pic:nvPicPr>
+                  <pic:blipFill>
+                    <a:blip r:embed="rId9"/>
+                    <a:stretch>
+                      <a:fillRect/>
+                    </a:stretch>
+                  </pic:blipFill>
+                  <pic:spPr>
+                    <a:xfrm>
+                      <a:off x="0" y="0"/>
+                      <a:ext cx="4572000" cy="2712987"/>
+                    </a:xfrm>
+                    <a:prstGeom prst="rect"/>
+                  </pic:spPr>
+                </pic:pic>
+              </a:graphicData>
+            </a:graphic>
+          </wp:inline>
+        </w:drawing>
+      </w:r>
+    </w:p>
+    <w:p>
+      <w:pPr>
+        <w:jc w:val="center"/>
+      </w:pPr>
+      <w:r>
+        <w:rPr>
+          <w:b w:val="0"/>
+          <w:i/>
+          <w:sz w:val="20"/>
+        </w:rPr>
+        <w:t>Рисунок 1. Классификация электроматериалов по удельному сопротивлению</w:t>
       </w:r>
     </w:p>
     <w:p>
